--- a/Notes/2025/07-2025 NOTES/14-31 July 2025 NOTES/JULY 2025 Internal Worker UONotes.docx
+++ b/Notes/2025/07-2025 NOTES/14-31 July 2025 NOTES/JULY 2025 Internal Worker UONotes.docx
@@ -214,11 +214,12 @@
       <w:proofErr w:type="spellStart"/>
       <w:r>
         <w:rPr>
-          <w:rFonts w:ascii="SutonnyMJ" w:hAnsi="SutonnyMJ" w:cs="SutonnyMJ"/>
-          <w:sz w:val="28"/>
-          <w:szCs w:val="28"/>
-        </w:rPr>
-        <w:t>Ryb</w:t>
+          <w:rFonts w:ascii="NikoshBAN" w:hAnsi="NikoshBAN" w:cs="NikoshBAN"/>
+          <w:color w:val="000000" w:themeColor="text1"/>
+          <w:sz w:val="28"/>
+          <w:szCs w:val="28"/>
+        </w:rPr>
+        <w:t>জুলাই</w:t>
       </w:r>
       <w:proofErr w:type="spellEnd"/>
       <w:r>
@@ -235,16 +236,16 @@
           <w:sz w:val="28"/>
           <w:szCs w:val="28"/>
         </w:rPr>
-        <w:t xml:space="preserve"> </w:t>
-      </w:r>
-      <w:proofErr w:type="spellStart"/>
-      <w:r>
-        <w:rPr>
-          <w:rFonts w:ascii="SutonnyMJ" w:hAnsi="SutonnyMJ" w:cs="SutonnyMJ"/>
-          <w:sz w:val="28"/>
-          <w:szCs w:val="28"/>
-        </w:rPr>
-        <w:t>gv‡m</w:t>
+        <w:t xml:space="preserve"> g</w:t>
+      </w:r>
+      <w:proofErr w:type="spellStart"/>
+      <w:r>
+        <w:rPr>
+          <w:rFonts w:ascii="SutonnyMJ" w:hAnsi="SutonnyMJ" w:cs="SutonnyMJ"/>
+          <w:sz w:val="28"/>
+          <w:szCs w:val="28"/>
+        </w:rPr>
+        <w:t>v‡m</w:t>
       </w:r>
       <w:proofErr w:type="spellEnd"/>
       <w:r>
@@ -1114,7 +1115,7 @@
           <w:sz w:val="28"/>
           <w:szCs w:val="28"/>
         </w:rPr>
-        <w:t>জুন</w:t>
+        <w:t>জুলাই</w:t>
       </w:r>
       <w:proofErr w:type="spellEnd"/>
       <w:r>
@@ -1159,8 +1160,18 @@
           <w:sz w:val="28"/>
           <w:szCs w:val="28"/>
         </w:rPr>
-        <w:t xml:space="preserve"> 25</w:t>
-      </w:r>
+        <w:t xml:space="preserve"> </w:t>
+      </w:r>
+      <w:r>
+        <w:rPr>
+          <w:rFonts w:ascii="SutonnyMJ" w:hAnsi="SutonnyMJ" w:cs="SutonnyMJ"/>
+          <w:sz w:val="28"/>
+          <w:szCs w:val="28"/>
+        </w:rPr>
+        <w:t>30</w:t>
+      </w:r>
+      <w:bookmarkStart w:id="0" w:name="_GoBack"/>
+      <w:bookmarkEnd w:id="0"/>
       <w:r>
         <w:rPr>
           <w:rFonts w:ascii="SutonnyMJ" w:hAnsi="SutonnyMJ" w:cs="SutonnyMJ"/>
@@ -1517,7 +1528,7 @@
           <w:sz w:val="28"/>
           <w:szCs w:val="28"/>
         </w:rPr>
-        <w:t>26</w:t>
+        <w:t>34</w:t>
       </w:r>
       <w:r>
         <w:rPr>
@@ -1568,9 +1579,8 @@
           <w:sz w:val="28"/>
           <w:szCs w:val="28"/>
         </w:rPr>
-        <w:t>(</w:t>
-      </w:r>
-      <w:proofErr w:type="spellStart"/>
+        <w:t xml:space="preserve"> </w:t>
+      </w:r>
       <w:r>
         <w:rPr>
           <w:rFonts w:ascii="SutonnyMJ" w:hAnsi="SutonnyMJ" w:cs="SutonnyMJ"/>
@@ -1578,7 +1588,17 @@
           <w:sz w:val="28"/>
           <w:szCs w:val="28"/>
         </w:rPr>
-        <w:t>QvweŸk</w:t>
+        <w:t>(‡</w:t>
+      </w:r>
+      <w:proofErr w:type="spellStart"/>
+      <w:r>
+        <w:rPr>
+          <w:rFonts w:ascii="SutonnyMJ" w:hAnsi="SutonnyMJ" w:cs="SutonnyMJ"/>
+          <w:color w:val="FF0000"/>
+          <w:sz w:val="28"/>
+          <w:szCs w:val="28"/>
+        </w:rPr>
+        <w:t>PŠwÎk</w:t>
       </w:r>
       <w:proofErr w:type="spellEnd"/>
       <w:r>
@@ -1906,7 +1926,7 @@
           <w:sz w:val="28"/>
           <w:szCs w:val="28"/>
         </w:rPr>
-        <w:t>Ryb</w:t>
+        <w:t>RyjvB</w:t>
       </w:r>
       <w:proofErr w:type="spellEnd"/>
       <w:r>
@@ -3150,7 +3170,7 @@
           <w:sz w:val="28"/>
           <w:szCs w:val="28"/>
         </w:rPr>
-        <w:t>Ryb</w:t>
+        <w:t>RyjvB</w:t>
       </w:r>
       <w:proofErr w:type="spellEnd"/>
       <w:r>
@@ -3742,10 +3762,8 @@
           <w:sz w:val="28"/>
           <w:szCs w:val="28"/>
         </w:rPr>
-        <w:t>10</w:t>
-      </w:r>
-      <w:bookmarkStart w:id="0" w:name="_GoBack"/>
-      <w:bookmarkEnd w:id="0"/>
+        <w:t>25</w:t>
+      </w:r>
       <w:r>
         <w:rPr>
           <w:rFonts w:ascii="NikoshBAN" w:hAnsi="NikoshBAN" w:cs="NikoshBAN"/>
@@ -3771,7 +3789,7 @@
           <w:sz w:val="28"/>
           <w:szCs w:val="28"/>
         </w:rPr>
-        <w:t>7</w:t>
+        <w:t>8</w:t>
       </w:r>
       <w:r>
         <w:rPr>
